--- a/ENTENDIMIENTO.docx
+++ b/ENTENDIMIENTO.docx
@@ -102,7 +102,7 @@
         <w:rPr>
           <w:i/>
         </w:rPr>
-        <w:t>Última actualización: 2026-06-16 · App build 2026-06-16.37</w:t>
+        <w:t>Última actualización: 2026-06-16 · App build 2026-06-16.38</w:t>
       </w:r>
     </w:p>
     <w:p>
@@ -1551,6 +1551,53 @@
     <w:p>
       <w:r>
         <w:t>cada uno, sin tener que reconstruirlo a mano.</w:t>
+      </w:r>
+    </w:p>
+    <w:p>
+      <w:r>
+        <w:t xml:space="preserve">En la </w:t>
+      </w:r>
+      <w:r>
+        <w:rPr>
+          <w:b/>
+        </w:rPr>
+        <w:t>ficha de cada equipo</w:t>
+      </w:r>
+      <w:r>
+        <w:t xml:space="preserve"> tengo además su </w:t>
+      </w:r>
+      <w:r>
+        <w:rPr>
+          <w:b/>
+        </w:rPr>
+        <w:t>bitácora</w:t>
+      </w:r>
+      <w:r>
+        <w:t>: una fila por evento con su fecha y</w:t>
+      </w:r>
+    </w:p>
+    <w:p>
+      <w:r>
+        <w:t>estado, en orden cronológico (órdenes de trabajo, reprogramaciones, mantenciones, envíos, retornos,</w:t>
+      </w:r>
+    </w:p>
+    <w:p>
+      <w:r>
+        <w:t xml:space="preserve">cierres, pendientes). Es el relato de </w:t>
+      </w:r>
+      <w:r>
+        <w:rPr>
+          <w:i/>
+        </w:rPr>
+        <w:t>qué le ha pasado y cuándo</w:t>
+      </w:r>
+      <w:r>
+        <w:t xml:space="preserve"> — el complemento histórico del</w:t>
+      </w:r>
+    </w:p>
+    <w:p>
+      <w:r>
+        <w:t>estado actual.</w:t>
       </w:r>
     </w:p>
     <w:p>
@@ -2386,6 +2433,56 @@
           </w:p>
         </w:tc>
       </w:tr>
+      <w:tr>
+        <w:tc>
+          <w:tcPr>
+            <w:tcW w:type="dxa" w:w="2880"/>
+          </w:tcPr>
+          <w:p>
+            <w:r/>
+            <w:r>
+              <w:t>2026-06-16</w:t>
+            </w:r>
+          </w:p>
+        </w:tc>
+        <w:tc>
+          <w:tcPr>
+            <w:tcW w:type="dxa" w:w="2880"/>
+          </w:tcPr>
+          <w:p>
+            <w:r/>
+            <w:r>
+              <w:rPr>
+                <w:b/>
+              </w:rPr>
+              <w:t>Bitácora del equipo</w:t>
+            </w:r>
+            <w:r>
+              <w:t xml:space="preserve"> en la ficha: una fila por evento con su fecha y estado (MP, reprogramaciones, OT, envíos, retornos, cierres, pendientes) en orden cronológico</w:t>
+            </w:r>
+          </w:p>
+        </w:tc>
+        <w:tc>
+          <w:tcPr>
+            <w:tcW w:type="dxa" w:w="2880"/>
+          </w:tcPr>
+          <w:p>
+            <w:r/>
+            <w:r>
+              <w:t xml:space="preserve">Ver de un vistazo </w:t>
+            </w:r>
+            <w:r>
+              <w:rPr>
+                <w:i/>
+              </w:rPr>
+              <w:t>qué ocurrió y cuándo</w:t>
+            </w:r>
+            <w:r>
+              <w:t xml:space="preserve"> con cada equipo, sin reconstruirlo a mano</w:t>
+            </w:r>
+          </w:p>
+        </w:tc>
+      </w:tr>
     </w:tbl>
     <w:p>
       <w:pPr>

--- a/ENTENDIMIENTO.docx
+++ b/ENTENDIMIENTO.docx
@@ -102,7 +102,7 @@
         <w:rPr>
           <w:i/>
         </w:rPr>
-        <w:t>Última actualización: 2026-06-16 · App build 2026-06-16.38</w:t>
+        <w:t>Última actualización: 2026-06-16 · App build 2026-06-16.39</w:t>
       </w:r>
     </w:p>
     <w:p>
@@ -2483,6 +2483,68 @@
           </w:p>
         </w:tc>
       </w:tr>
+      <w:tr>
+        <w:tc>
+          <w:tcPr>
+            <w:tcW w:type="dxa" w:w="2880"/>
+          </w:tcPr>
+          <w:p>
+            <w:r/>
+            <w:r>
+              <w:t>2026-06-16</w:t>
+            </w:r>
+          </w:p>
+        </w:tc>
+        <w:tc>
+          <w:tcPr>
+            <w:tcW w:type="dxa" w:w="2880"/>
+          </w:tcPr>
+          <w:p>
+            <w:r/>
+            <w:r>
+              <w:t xml:space="preserve">Un </w:t>
+            </w:r>
+            <w:r>
+              <w:rPr>
+                <w:b/>
+              </w:rPr>
+              <w:t>pendiente nuevo</w:t>
+            </w:r>
+            <w:r>
+              <w:t xml:space="preserve"> parte </w:t>
+            </w:r>
+            <w:r>
+              <w:rPr>
+                <w:b/>
+              </w:rPr>
+              <w:t>limpio</w:t>
+            </w:r>
+            <w:r>
+              <w:t xml:space="preserve"> (tipo «Otro», sin checklist); el checklist aparece solo al </w:t>
+            </w:r>
+            <w:r>
+              <w:rPr>
+                <w:b/>
+              </w:rPr>
+              <w:t>elegir</w:t>
+            </w:r>
+            <w:r>
+              <w:t xml:space="preserve"> un tipo de protocolo/reprogramación</w:t>
+            </w:r>
+          </w:p>
+        </w:tc>
+        <w:tc>
+          <w:tcPr>
+            <w:tcW w:type="dxa" w:w="2880"/>
+          </w:tcPr>
+          <w:p>
+            <w:r/>
+            <w:r>
+              <w:t>No quiero que se arme una lista por defecto en cualquier pendiente que creo</w:t>
+            </w:r>
+          </w:p>
+        </w:tc>
+      </w:tr>
     </w:tbl>
     <w:p>
       <w:pPr>

--- a/ENTENDIMIENTO.docx
+++ b/ENTENDIMIENTO.docx
@@ -102,7 +102,7 @@
         <w:rPr>
           <w:i/>
         </w:rPr>
-        <w:t>Última actualización: 2026-06-16 · App build 2026-06-16.39</w:t>
+        <w:t>Última actualización: 2026-06-16 · App build 2026-06-16.40</w:t>
       </w:r>
     </w:p>
     <w:p>
@@ -2545,6 +2545,108 @@
           </w:p>
         </w:tc>
       </w:tr>
+      <w:tr>
+        <w:tc>
+          <w:tcPr>
+            <w:tcW w:type="dxa" w:w="2880"/>
+          </w:tcPr>
+          <w:p>
+            <w:r/>
+            <w:r>
+              <w:t>2026-06-16</w:t>
+            </w:r>
+          </w:p>
+        </w:tc>
+        <w:tc>
+          <w:tcPr>
+            <w:tcW w:type="dxa" w:w="2880"/>
+          </w:tcPr>
+          <w:p>
+            <w:r/>
+            <w:r>
+              <w:rPr>
+                <w:b/>
+              </w:rPr>
+              <w:t>Archivo de grabaciones</w:t>
+            </w:r>
+            <w:r>
+              <w:t xml:space="preserve"> en el repo (</w:t>
+            </w:r>
+            <w:r>
+              <w:rPr>
+                <w:rFonts w:ascii="Consolas" w:hAnsi="Consolas"/>
+                <w:sz w:val="19"/>
+              </w:rPr>
+              <w:t>grabaciones/</w:t>
+            </w:r>
+            <w:r>
+              <w:t xml:space="preserve">) + </w:t>
+            </w:r>
+            <w:r>
+              <w:rPr>
+                <w:rFonts w:ascii="Consolas" w:hAnsi="Consolas"/>
+                <w:sz w:val="19"/>
+              </w:rPr>
+              <w:t>GRABACIONES.md</w:t>
+            </w:r>
+            <w:r>
+              <w:t xml:space="preserve"> con qué reveló cada una</w:t>
+            </w:r>
+          </w:p>
+        </w:tc>
+        <w:tc>
+          <w:tcPr>
+            <w:tcW w:type="dxa" w:w="2880"/>
+          </w:tcPr>
+          <w:p>
+            <w:r/>
+            <w:r>
+              <w:t>Que el repositorio guarde las grabaciones y para qué sirvieron (entendimiento acumulativo)</w:t>
+            </w:r>
+          </w:p>
+        </w:tc>
+      </w:tr>
+      <w:tr>
+        <w:tc>
+          <w:tcPr>
+            <w:tcW w:type="dxa" w:w="2880"/>
+          </w:tcPr>
+          <w:p>
+            <w:r/>
+            <w:r>
+              <w:t>2026-06-16</w:t>
+            </w:r>
+          </w:p>
+        </w:tc>
+        <w:tc>
+          <w:tcPr>
+            <w:tcW w:type="dxa" w:w="2880"/>
+          </w:tcPr>
+          <w:p>
+            <w:r/>
+            <w:r>
+              <w:rPr>
+                <w:b/>
+              </w:rPr>
+              <w:t>Tablero de Inicio «¿qué hago hoy?»</w:t>
+            </w:r>
+            <w:r>
+              <w:t>: la app abre con el resumen accionable del día (equipos detenidos, OT por avanzar, reprogramaciones por etapa, MP del mes, pendientes vencidos) y los equipos más críticos; cada tarjeta lleva a su vista</w:t>
+            </w:r>
+          </w:p>
+        </w:tc>
+        <w:tc>
+          <w:tcPr>
+            <w:tcW w:type="dxa" w:w="2880"/>
+          </w:tcPr>
+          <w:p>
+            <w:r/>
+            <w:r>
+              <w:t>Empezar el día sabiendo de inmediato qué tengo que hacer, sin armarlo a mano</w:t>
+            </w:r>
+          </w:p>
+        </w:tc>
+      </w:tr>
     </w:tbl>
     <w:p>
       <w:pPr>

--- a/ENTENDIMIENTO.docx
+++ b/ENTENDIMIENTO.docx
@@ -102,7 +102,7 @@
         <w:rPr>
           <w:i/>
         </w:rPr>
-        <w:t>Última actualización: 2026-06-16 · App build 2026-06-16.40</w:t>
+        <w:t>Última actualización: 2026-06-16 · App build 2026-06-16.41</w:t>
       </w:r>
     </w:p>
     <w:p>
@@ -2647,6 +2647,47 @@
           </w:p>
         </w:tc>
       </w:tr>
+      <w:tr>
+        <w:tc>
+          <w:tcPr>
+            <w:tcW w:type="dxa" w:w="2880"/>
+          </w:tcPr>
+          <w:p>
+            <w:r/>
+            <w:r>
+              <w:t>2026-06-16</w:t>
+            </w:r>
+          </w:p>
+        </w:tc>
+        <w:tc>
+          <w:tcPr>
+            <w:tcW w:type="dxa" w:w="2880"/>
+          </w:tcPr>
+          <w:p>
+            <w:r/>
+            <w:r>
+              <w:rPr>
+                <w:b/>
+              </w:rPr>
+              <w:t>Bitácora clickeable</w:t>
+            </w:r>
+            <w:r>
+              <w:t>: cada fila de la bitácora del equipo abre su evento de origen (la reprogramación/pendiente, la MP o el expediente)</w:t>
+            </w:r>
+          </w:p>
+        </w:tc>
+        <w:tc>
+          <w:tcPr>
+            <w:tcW w:type="dxa" w:w="2880"/>
+          </w:tcPr>
+          <w:p>
+            <w:r/>
+            <w:r>
+              <w:t>Cuando veo un evento en la bitácora quiero ir directo a trabajarlo</w:t>
+            </w:r>
+          </w:p>
+        </w:tc>
+      </w:tr>
     </w:tbl>
     <w:p>
       <w:pPr>

--- a/ENTENDIMIENTO.docx
+++ b/ENTENDIMIENTO.docx
@@ -102,7 +102,7 @@
         <w:rPr>
           <w:i/>
         </w:rPr>
-        <w:t>Última actualización: 2026-06-16 · App build 2026-06-16.41</w:t>
+        <w:t>Última actualización: 2026-06-16 · App build 2026-06-16.42</w:t>
       </w:r>
     </w:p>
     <w:p>
@@ -2688,6 +2688,47 @@
           </w:p>
         </w:tc>
       </w:tr>
+      <w:tr>
+        <w:tc>
+          <w:tcPr>
+            <w:tcW w:type="dxa" w:w="2880"/>
+          </w:tcPr>
+          <w:p>
+            <w:r/>
+            <w:r>
+              <w:t>2026-06-16</w:t>
+            </w:r>
+          </w:p>
+        </w:tc>
+        <w:tc>
+          <w:tcPr>
+            <w:tcW w:type="dxa" w:w="2880"/>
+          </w:tcPr>
+          <w:p>
+            <w:r/>
+            <w:r>
+              <w:rPr>
+                <w:b/>
+              </w:rPr>
+              <w:t>Repaso de clickeabilidad</w:t>
+            </w:r>
+            <w:r>
+              <w:t>: filas del Historial → editar la mantención; filas del detalle de Correctivo → editar el evento (antes solo el botón ✎)</w:t>
+            </w:r>
+          </w:p>
+        </w:tc>
+        <w:tc>
+          <w:tcPr>
+            <w:tcW w:type="dxa" w:w="2880"/>
+          </w:tcPr>
+          <w:p>
+            <w:r/>
+            <w:r>
+              <w:t>Que todo lo que parece clickeable lo sea, y poder ir directo a editar desde la fila</w:t>
+            </w:r>
+          </w:p>
+        </w:tc>
+      </w:tr>
     </w:tbl>
     <w:p>
       <w:pPr>

--- a/ENTENDIMIENTO.docx
+++ b/ENTENDIMIENTO.docx
@@ -102,7 +102,7 @@
         <w:rPr>
           <w:i/>
         </w:rPr>
-        <w:t>Última actualización: 2026-06-16 · App build 2026-06-16.42</w:t>
+        <w:t>Última actualización: 2026-06-16 · App build 2026-06-16.43</w:t>
       </w:r>
     </w:p>
     <w:p>
@@ -2729,6 +2729,179 @@
           </w:p>
         </w:tc>
       </w:tr>
+      <w:tr>
+        <w:tc>
+          <w:tcPr>
+            <w:tcW w:type="dxa" w:w="2880"/>
+          </w:tcPr>
+          <w:p>
+            <w:r/>
+            <w:r>
+              <w:t>2026-06-16</w:t>
+            </w:r>
+          </w:p>
+        </w:tc>
+        <w:tc>
+          <w:tcPr>
+            <w:tcW w:type="dxa" w:w="2880"/>
+          </w:tcPr>
+          <w:p>
+            <w:r/>
+            <w:r>
+              <w:t xml:space="preserve">Se </w:t>
+            </w:r>
+            <w:r>
+              <w:rPr>
+                <w:b/>
+              </w:rPr>
+              <w:t>elimina la línea de tiempo</w:t>
+            </w:r>
+            <w:r>
+              <w:t xml:space="preserve"> de los expedientes en la ficha</w:t>
+            </w:r>
+          </w:p>
+        </w:tc>
+        <w:tc>
+          <w:tcPr>
+            <w:tcW w:type="dxa" w:w="2880"/>
+          </w:tcPr>
+          <w:p>
+            <w:r/>
+            <w:r>
+              <w:t>No me servía de mucho; la bitácora ya cuenta la historia</w:t>
+            </w:r>
+          </w:p>
+        </w:tc>
+      </w:tr>
+      <w:tr>
+        <w:tc>
+          <w:tcPr>
+            <w:tcW w:type="dxa" w:w="2880"/>
+          </w:tcPr>
+          <w:p>
+            <w:r/>
+            <w:r>
+              <w:t>2026-06-16</w:t>
+            </w:r>
+          </w:p>
+        </w:tc>
+        <w:tc>
+          <w:tcPr>
+            <w:tcW w:type="dxa" w:w="2880"/>
+          </w:tcPr>
+          <w:p>
+            <w:r/>
+            <w:r>
+              <w:rPr>
+                <w:b/>
+              </w:rPr>
+              <w:t>Bitácora filtrable</w:t>
+            </w:r>
+            <w:r>
+              <w:t>: chips por categoría (Preventivo/Reprogramación/Correctivo/Pendiente) y búsqueda</w:t>
+            </w:r>
+          </w:p>
+        </w:tc>
+        <w:tc>
+          <w:tcPr>
+            <w:tcW w:type="dxa" w:w="2880"/>
+          </w:tcPr>
+          <w:p>
+            <w:r/>
+            <w:r>
+              <w:t>Encontrar rápido lo que busco dentro de la historia del equipo</w:t>
+            </w:r>
+          </w:p>
+        </w:tc>
+      </w:tr>
+      <w:tr>
+        <w:tc>
+          <w:tcPr>
+            <w:tcW w:type="dxa" w:w="2880"/>
+          </w:tcPr>
+          <w:p>
+            <w:r/>
+            <w:r>
+              <w:t>2026-06-16</w:t>
+            </w:r>
+          </w:p>
+        </w:tc>
+        <w:tc>
+          <w:tcPr>
+            <w:tcW w:type="dxa" w:w="2880"/>
+          </w:tcPr>
+          <w:p>
+            <w:r/>
+            <w:r>
+              <w:rPr>
+                <w:b/>
+              </w:rPr>
+              <w:t>Registro rápido de avances correctivos</w:t>
+            </w:r>
+            <w:r>
+              <w:t xml:space="preserve"> (➕ Avance) desde la vista Correctivos, sin entrar a la ficha</w:t>
+            </w:r>
+          </w:p>
+        </w:tc>
+        <w:tc>
+          <w:tcPr>
+            <w:tcW w:type="dxa" w:w="2880"/>
+          </w:tcPr>
+          <w:p>
+            <w:r/>
+            <w:r>
+              <w:t>Reviso carpetas y necesito registrar envíos/recepciones rápido; la vía actual era lenta</w:t>
+            </w:r>
+          </w:p>
+        </w:tc>
+      </w:tr>
+      <w:tr>
+        <w:tc>
+          <w:tcPr>
+            <w:tcW w:type="dxa" w:w="2880"/>
+          </w:tcPr>
+          <w:p>
+            <w:r/>
+            <w:r>
+              <w:t>2026-06-16</w:t>
+            </w:r>
+          </w:p>
+        </w:tc>
+        <w:tc>
+          <w:tcPr>
+            <w:tcW w:type="dxa" w:w="2880"/>
+          </w:tcPr>
+          <w:p>
+            <w:r/>
+            <w:r>
+              <w:rPr>
+                <w:b/>
+              </w:rPr>
+              <w:t>Grabación más inteligente</w:t>
+            </w:r>
+            <w:r>
+              <w:t xml:space="preserve">: captura la entidad de cada clic y detecta </w:t>
+            </w:r>
+            <w:r>
+              <w:rPr>
+                <w:b/>
+              </w:rPr>
+              <w:t>clics muertos</w:t>
+            </w:r>
+          </w:p>
+        </w:tc>
+        <w:tc>
+          <w:tcPr>
+            <w:tcW w:type="dxa" w:w="2880"/>
+          </w:tcPr>
+          <w:p>
+            <w:r/>
+            <w:r>
+              <w:t>Que la grabación me sirva para que infieras lo que busco con cada clic</w:t>
+            </w:r>
+          </w:p>
+        </w:tc>
+      </w:tr>
     </w:tbl>
     <w:p>
       <w:pPr>

--- a/ENTENDIMIENTO.docx
+++ b/ENTENDIMIENTO.docx
@@ -12,20 +12,27 @@
     </w:p>
     <w:p>
       <w:pPr>
-        <w:ind w:left="280"/>
+        <w:ind w:left="360"/>
       </w:pPr>
+      <w:r>
+        <w:rPr>
+          <w:i/>
+          <w:color w:val="555555"/>
+        </w:rPr>
+        <w:t xml:space="preserve">▏ </w:t>
+      </w:r>
       <w:r>
         <w:rPr>
           <w:b/>
           <w:i/>
-          <w:color w:val="55606B"/>
+          <w:color w:val="555555"/>
         </w:rPr>
         <w:t>Documento vivo.</w:t>
       </w:r>
       <w:r>
         <w:rPr>
           <w:i/>
-          <w:color w:val="55606B"/>
+          <w:color w:val="555555"/>
         </w:rPr>
         <w:t xml:space="preserve"> Aquí se acumula el entendimiento de </w:t>
       </w:r>
@@ -33,76 +40,161 @@
         <w:rPr>
           <w:b/>
           <w:i/>
-          <w:color w:val="55606B"/>
+          <w:color w:val="555555"/>
         </w:rPr>
         <w:t>mi trabajo</w:t>
       </w:r>
       <w:r>
         <w:rPr>
           <w:i/>
-          <w:color w:val="55606B"/>
+          <w:color w:val="555555"/>
         </w:rPr>
-        <w:t xml:space="preserve"> (el del encargado de Equipamiento Clínico del HHHA), el </w:t>
+        <w:t xml:space="preserve"> (el del encargado de</w:t>
+      </w:r>
+    </w:p>
+    <w:p>
+      <w:pPr>
+        <w:ind w:left="360"/>
+      </w:pPr>
+      <w:r>
+        <w:rPr>
+          <w:i/>
+          <w:color w:val="555555"/>
+        </w:rPr>
+        <w:t xml:space="preserve">▏ </w:t>
+      </w:r>
+      <w:r>
+        <w:rPr>
+          <w:i/>
+          <w:color w:val="555555"/>
+        </w:rPr>
+        <w:t xml:space="preserve">Equipamiento Clínico del HHHA), el </w:t>
       </w:r>
       <w:r>
         <w:rPr>
           <w:b/>
           <w:i/>
-          <w:color w:val="55606B"/>
+          <w:color w:val="555555"/>
         </w:rPr>
         <w:t>porqué</w:t>
       </w:r>
       <w:r>
         <w:rPr>
           <w:i/>
-          <w:color w:val="55606B"/>
+          <w:color w:val="555555"/>
         </w:rPr>
-        <w:t xml:space="preserve"> de cada cosa que pido y cómo la aplicación me apoya. Se actualiza con </w:t>
+        <w:t xml:space="preserve"> de cada cosa que pido y cómo la aplicación me</w:t>
+      </w:r>
+    </w:p>
+    <w:p>
+      <w:pPr>
+        <w:ind w:left="360"/>
+      </w:pPr>
+      <w:r>
+        <w:rPr>
+          <w:i/>
+          <w:color w:val="555555"/>
+        </w:rPr>
+        <w:t xml:space="preserve">▏ </w:t>
+      </w:r>
+      <w:r>
+        <w:rPr>
+          <w:i/>
+          <w:color w:val="555555"/>
+        </w:rPr>
+        <w:t xml:space="preserve">apoya. Se actualiza con </w:t>
       </w:r>
       <w:r>
         <w:rPr>
           <w:b/>
           <w:i/>
-          <w:color w:val="55606B"/>
+          <w:color w:val="555555"/>
         </w:rPr>
         <w:t>cada ajuste</w:t>
       </w:r>
       <w:r>
         <w:rPr>
           <w:i/>
-          <w:color w:val="55606B"/>
+          <w:color w:val="555555"/>
         </w:rPr>
-        <w:t xml:space="preserve">. Cuando ya no haya más ajustes, esto es lo que define la </w:t>
+        <w:t>. Cuando ya no haya más ajustes, esto es lo que define</w:t>
+      </w:r>
+    </w:p>
+    <w:p>
+      <w:pPr>
+        <w:ind w:left="360"/>
+      </w:pPr>
+      <w:r>
+        <w:rPr>
+          <w:i/>
+          <w:color w:val="555555"/>
+        </w:rPr>
+        <w:t xml:space="preserve">▏ </w:t>
+      </w:r>
+      <w:r>
+        <w:rPr>
+          <w:i/>
+          <w:color w:val="555555"/>
+        </w:rPr>
+        <w:t xml:space="preserve">la </w:t>
       </w:r>
       <w:r>
         <w:rPr>
           <w:b/>
           <w:i/>
-          <w:color w:val="55606B"/>
+          <w:color w:val="555555"/>
         </w:rPr>
         <w:t>aplicación oficial final</w:t>
       </w:r>
       <w:r>
         <w:rPr>
           <w:i/>
-          <w:color w:val="55606B"/>
+          <w:color w:val="555555"/>
         </w:rPr>
-        <w:t xml:space="preserve"> que se adapta a mi día a día. </w:t>
-      </w:r>
+        <w:t xml:space="preserve"> que se adapta a mi día a día.</w:t>
+      </w:r>
+    </w:p>
+    <w:p>
+      <w:pPr>
+        <w:ind w:left="360"/>
+      </w:pPr>
       <w:r>
         <w:rPr>
           <w:i/>
-          <w:color w:val="55606B"/>
+          <w:color w:val="555555"/>
         </w:rPr>
-        <w:t>Está escrito en primera persona, tal como lo expliqué, para poder leerlo y confirmar que se entendió todo. Si algo no calza con la realidad, se corrige aquí primero.</w:t>
+        <w:t xml:space="preserve">▏ </w:t>
+      </w:r>
+      <w:r>
+        <w:rPr>
+          <w:i/>
+          <w:color w:val="555555"/>
+        </w:rPr>
+        <w:t>*Está escrito en primera persona, tal como lo expliqué, para poder leerlo y confirmar que se</w:t>
       </w:r>
     </w:p>
     <w:p>
+      <w:pPr>
+        <w:ind w:left="360"/>
+      </w:pPr>
       <w:r>
         <w:rPr>
           <w:i/>
+          <w:color w:val="555555"/>
         </w:rPr>
-        <w:t>Última actualización: 2026-06-16 · App build 2026-06-16.43</w:t>
+        <w:t xml:space="preserve">▏ </w:t>
+      </w:r>
+      <w:r>
+        <w:rPr>
+          <w:i/>
+          <w:color w:val="555555"/>
+        </w:rPr>
+        <w:t>entendió todo. Si algo no calza con la realidad, se corrige aquí primero.*</w:t>
+      </w:r>
+    </w:p>
+    <w:p>
+      <w:r>
+        <w:t>_Última actualización: 2026-06-16 · App build 2026-06-16.44_</w:t>
       </w:r>
     </w:p>
     <w:p>
@@ -450,6 +542,7 @@
         </w:tc>
       </w:tr>
     </w:tbl>
+    <w:p/>
     <w:p>
       <w:pPr>
         <w:pStyle w:val="ListBullet"/>
@@ -466,7 +559,7 @@
     </w:p>
     <w:p>
       <w:r>
-        <w:t xml:space="preserve">  el detalle, hago seguimiento y veo qué falta.</w:t>
+        <w:t>el detalle, hago seguimiento y veo qué falta.</w:t>
       </w:r>
     </w:p>
     <w:p>
@@ -494,7 +587,7 @@
     </w:p>
     <w:p>
       <w:r>
-        <w:t xml:space="preserve">  como </w:t>
+        <w:t xml:space="preserve">como </w:t>
       </w:r>
       <w:r>
         <w:rPr>
@@ -526,17 +619,24 @@
     </w:p>
     <w:p>
       <w:r>
-        <w:t xml:space="preserve">  resultado. Si no aparece, sigue como borrador.</w:t>
+        <w:t>resultado. Si no aparece, sigue como borrador.</w:t>
       </w:r>
     </w:p>
     <w:p>
       <w:pPr>
-        <w:ind w:left="280"/>
+        <w:ind w:left="360"/>
       </w:pPr>
       <w:r>
         <w:rPr>
           <w:i/>
-          <w:color w:val="55606B"/>
+          <w:color w:val="555555"/>
+        </w:rPr>
+        <w:t xml:space="preserve">▏ </w:t>
+      </w:r>
+      <w:r>
+        <w:rPr>
+          <w:i/>
+          <w:color w:val="555555"/>
         </w:rPr>
         <w:t xml:space="preserve">En una frase: </w:t>
       </w:r>
@@ -544,7 +644,7 @@
         <w:rPr>
           <w:b/>
           <w:i/>
-          <w:color w:val="55606B"/>
+          <w:color w:val="555555"/>
         </w:rPr>
         <w:t>la app es donde trabajo y acumulo el detalle; la carta es donde queda lo oficial.</w:t>
       </w:r>
@@ -606,7 +706,7 @@
     </w:p>
     <w:p>
       <w:r>
-        <w:t xml:space="preserve">   falta a ese documento/gestión.</w:t>
+        <w:t>falta a ese documento/gestión.</w:t>
       </w:r>
     </w:p>
     <w:p>
@@ -761,9 +861,6 @@
     </w:p>
     <w:p>
       <w:r>
-        <w:t xml:space="preserve">  </w:t>
-      </w:r>
-      <w:r>
         <w:rPr>
           <w:rFonts w:ascii="Consolas" w:hAnsi="Consolas"/>
           <w:sz w:val="19"/>
@@ -794,7 +891,7 @@
     </w:p>
     <w:p>
       <w:r>
-        <w:t xml:space="preserve">  observaciones, </w:t>
+        <w:t xml:space="preserve">observaciones, </w:t>
       </w:r>
       <w:r>
         <w:rPr>
@@ -897,7 +994,7 @@
     </w:p>
     <w:p>
       <w:r>
-        <w:t xml:space="preserve">    en </w:t>
+        <w:t xml:space="preserve">en </w:t>
       </w:r>
       <w:r>
         <w:rPr>
@@ -980,16 +1077,22 @@
     </w:p>
     <w:p>
       <w:r>
-        <w:t xml:space="preserve">disponibilidad de horas del servicio técnico externo*). Esto </w:t>
+        <w:t>disponibilidad de horas del servicio técnico externo</w:t>
       </w:r>
       <w:r>
         <w:rPr>
-          <w:b/>
+          <w:i/>
+        </w:rPr>
+        <w:t xml:space="preserve">). Esto </w:t>
+      </w:r>
+      <w:r>
+        <w:rPr>
+          <w:i/>
         </w:rPr>
         <w:t>no es solo escribir un código</w:t>
       </w:r>
       <w:r>
-        <w:t>:</w:t>
+        <w:t>*:</w:t>
       </w:r>
     </w:p>
     <w:p>
@@ -1039,9 +1142,6 @@
     </w:p>
     <w:p>
       <w:r>
-        <w:t xml:space="preserve">   </w:t>
-      </w:r>
-      <w:r>
         <w:rPr>
           <w:b/>
         </w:rPr>
@@ -1096,7 +1196,7 @@
     </w:p>
     <w:p>
       <w:r>
-        <w:t xml:space="preserve">   equipos médicos*</w:t>
+        <w:t>equipos médicos*</w:t>
       </w:r>
       <w:r>
         <w:rPr>
@@ -1110,7 +1210,7 @@
     </w:p>
     <w:p>
       <w:r>
-        <w:t xml:space="preserve">   de cada servicio para conseguir la firma de su supervisor de una sola vez.)*</w:t>
+        <w:t>de cada servicio para conseguir la firma de su supervisor de una sola vez.)*</w:t>
       </w:r>
     </w:p>
     <w:p>
@@ -1138,9 +1238,6 @@
     </w:p>
     <w:p>
       <w:r>
-        <w:t xml:space="preserve">   </w:t>
-      </w:r>
-      <w:r>
         <w:rPr>
           <w:b/>
         </w:rPr>
@@ -1152,7 +1249,7 @@
     </w:p>
     <w:p>
       <w:r>
-        <w:t xml:space="preserve">   a </w:t>
+        <w:t xml:space="preserve">a </w:t>
       </w:r>
       <w:r>
         <w:rPr>
@@ -1274,7 +1371,7 @@
     </w:p>
     <w:p>
       <w:r>
-        <w:t xml:space="preserve">  reportes de servicio y los envíos a servicio técnico).</w:t>
+        <w:t>reportes de servicio y los envíos a servicio técnico).</w:t>
       </w:r>
     </w:p>
     <w:p>
@@ -1287,7 +1384,7 @@
     </w:p>
     <w:p>
       <w:r>
-        <w:t xml:space="preserve">  Ejecución → Cierre</w:t>
+        <w:t>Ejecución → Cierre</w:t>
       </w:r>
       <w:r>
         <w:rPr>
@@ -1345,7 +1442,7 @@
     </w:p>
     <w:p>
       <w:r>
-        <w:t xml:space="preserve">  cuento los </w:t>
+        <w:t xml:space="preserve">cuento los </w:t>
       </w:r>
       <w:r>
         <w:rPr>
@@ -1385,7 +1482,7 @@
     </w:p>
     <w:p>
       <w:r>
-        <w:t xml:space="preserve">  envío). Debo poder </w:t>
+        <w:t xml:space="preserve">envío). Debo poder </w:t>
       </w:r>
       <w:r>
         <w:rPr>
@@ -1601,6 +1698,51 @@
       </w:r>
     </w:p>
     <w:p>
+      <w:r>
+        <w:t xml:space="preserve">Como apoyo a la operatividad existe también el </w:t>
+      </w:r>
+      <w:r>
+        <w:rPr>
+          <w:b/>
+        </w:rPr>
+        <w:t>panel de Verificación</w:t>
+      </w:r>
+      <w:r>
+        <w:t>: la app revisa sola la</w:t>
+      </w:r>
+    </w:p>
+    <w:p>
+      <w:r>
+        <w:rPr>
+          <w:b/>
+        </w:rPr>
+        <w:t>consistencia de los datos</w:t>
+      </w:r>
+      <w:r>
+        <w:t xml:space="preserve"> y me lista las situaciones que merecen una mirada (equipos detenidos</w:t>
+      </w:r>
+    </w:p>
+    <w:p>
+      <w:r>
+        <w:t>sin OT que los respalde, expedientes sin avance hace semanas, reportes de reprogramación vencidos o</w:t>
+      </w:r>
+    </w:p>
+    <w:p>
+      <w:r>
+        <w:t>firmados sin oficializar, MP de meses pasados sin resultado, FS/NU sin resolución, envíos sin</w:t>
+      </w:r>
+    </w:p>
+    <w:p>
+      <w:r>
+        <w:t>retorno, pendientes muy atrasados). Cada hallazgo lleva directo a la ficha del equipo. **No inventa</w:t>
+      </w:r>
+    </w:p>
+    <w:p>
+      <w:r>
+        <w:t>ni descarta nada**: solo señala lo que no calza para que yo decida.</w:t>
+      </w:r>
+    </w:p>
+    <w:p>
       <w:pPr>
         <w:pStyle w:val="Heading2"/>
       </w:pPr>
@@ -1624,7 +1766,7 @@
     </w:p>
     <w:p>
       <w:r>
-        <w:t xml:space="preserve">   la app manda en el detalle y el seguimiento.</w:t>
+        <w:t>la app manda en el detalle y el seguimiento.</w:t>
       </w:r>
     </w:p>
     <w:p>
@@ -1643,7 +1785,7 @@
     </w:p>
     <w:p>
       <w:r>
-        <w:t xml:space="preserve">   resultado.</w:t>
+        <w:t>resultado.</w:t>
       </w:r>
     </w:p>
     <w:p>
@@ -1662,7 +1804,7 @@
     </w:p>
     <w:p>
       <w:r>
-        <w:t xml:space="preserve">   siguiente acción.</w:t>
+        <w:t>siguiente acción.</w:t>
       </w:r>
     </w:p>
     <w:p>
@@ -1681,7 +1823,7 @@
     </w:p>
     <w:p>
       <w:r>
-        <w:t xml:space="preserve">   y la app debe acompañar ese ciclo, no entorpecerlo.</w:t>
+        <w:t>y la app debe acompañar ese ciclo, no entorpecerlo.</w:t>
       </w:r>
     </w:p>
     <w:p>
@@ -1700,7 +1842,7 @@
     </w:p>
     <w:p>
       <w:r>
-        <w:t xml:space="preserve">   ver/exportar solo lo que necesito.</w:t>
+        <w:t>ver/exportar solo lo que necesito.</w:t>
       </w:r>
     </w:p>
     <w:p>
@@ -1713,12 +1855,19 @@
     </w:p>
     <w:p>
       <w:pPr>
-        <w:ind w:left="280"/>
+        <w:ind w:left="360"/>
       </w:pPr>
       <w:r>
         <w:rPr>
           <w:i/>
-          <w:color w:val="55606B"/>
+          <w:color w:val="555555"/>
+        </w:rPr>
+        <w:t xml:space="preserve">▏ </w:t>
+      </w:r>
+      <w:r>
+        <w:rPr>
+          <w:i/>
+          <w:color w:val="555555"/>
         </w:rPr>
         <w:t xml:space="preserve">Cada entrada deja constancia del </w:t>
       </w:r>
@@ -1726,14 +1875,14 @@
         <w:rPr>
           <w:b/>
           <w:i/>
-          <w:color w:val="55606B"/>
+          <w:color w:val="555555"/>
         </w:rPr>
         <w:t>ajuste</w:t>
       </w:r>
       <w:r>
         <w:rPr>
           <w:i/>
-          <w:color w:val="55606B"/>
+          <w:color w:val="555555"/>
         </w:rPr>
         <w:t xml:space="preserve"> y, sobre todo, del </w:t>
       </w:r>
@@ -1741,14 +1890,14 @@
         <w:rPr>
           <w:b/>
           <w:i/>
-          <w:color w:val="55606B"/>
+          <w:color w:val="555555"/>
         </w:rPr>
         <w:t>porqué</w:t>
       </w:r>
       <w:r>
         <w:rPr>
           <w:i/>
-          <w:color w:val="55606B"/>
+          <w:color w:val="555555"/>
         </w:rPr>
         <w:t xml:space="preserve"> (mi necesidad real).</w:t>
       </w:r>
@@ -1828,7 +1977,7 @@
           <w:p>
             <w:r/>
             <w:r>
-              <w:t>2026-06-15</w:t>
+              <w:t>2026‑06‑15</w:t>
             </w:r>
           </w:p>
         </w:tc>
@@ -1872,7 +2021,7 @@
           <w:p>
             <w:r/>
             <w:r>
-              <w:t>2026-06-15</w:t>
+              <w:t>2026‑06‑15</w:t>
             </w:r>
           </w:p>
         </w:tc>
@@ -1907,7 +2056,7 @@
           <w:p>
             <w:r/>
             <w:r>
-              <w:t>2026-06-16</w:t>
+              <w:t>2026‑06‑16</w:t>
             </w:r>
           </w:p>
         </w:tc>
@@ -1957,7 +2106,7 @@
           <w:p>
             <w:r/>
             <w:r>
-              <w:t>2026-06-16</w:t>
+              <w:t>2026‑06‑16</w:t>
             </w:r>
           </w:p>
         </w:tc>
@@ -2001,7 +2150,7 @@
           <w:p>
             <w:r/>
             <w:r>
-              <w:t>2026-06-16</w:t>
+              <w:t>2026‑06‑16</w:t>
             </w:r>
           </w:p>
         </w:tc>
@@ -2051,7 +2200,7 @@
           <w:p>
             <w:r/>
             <w:r>
-              <w:t>2026-06-16</w:t>
+              <w:t>2026‑06‑16</w:t>
             </w:r>
           </w:p>
         </w:tc>
@@ -2098,7 +2247,7 @@
           <w:p>
             <w:r/>
             <w:r>
-              <w:t>2026-06-16</w:t>
+              <w:t>2026‑06‑16</w:t>
             </w:r>
           </w:p>
         </w:tc>
@@ -2139,7 +2288,7 @@
           <w:p>
             <w:r/>
             <w:r>
-              <w:t>2026-06-16</w:t>
+              <w:t>2026‑06‑16</w:t>
             </w:r>
           </w:p>
         </w:tc>
@@ -2183,7 +2332,7 @@
           <w:p>
             <w:r/>
             <w:r>
-              <w:t>2026-06-16</w:t>
+              <w:t>2026‑06‑16</w:t>
             </w:r>
           </w:p>
         </w:tc>
@@ -2224,7 +2373,7 @@
           <w:p>
             <w:r/>
             <w:r>
-              <w:t>2026-06-16</w:t>
+              <w:t>2026‑06‑16</w:t>
             </w:r>
           </w:p>
         </w:tc>
@@ -2274,7 +2423,7 @@
           <w:p>
             <w:r/>
             <w:r>
-              <w:t>2026-06-16</w:t>
+              <w:t>2026‑06‑16</w:t>
             </w:r>
           </w:p>
         </w:tc>
@@ -2315,7 +2464,7 @@
           <w:p>
             <w:r/>
             <w:r>
-              <w:t>2026-06-16</w:t>
+              <w:t>2026‑06‑16</w:t>
             </w:r>
           </w:p>
         </w:tc>
@@ -2356,7 +2505,7 @@
           <w:p>
             <w:r/>
             <w:r>
-              <w:t>2026-06-16</w:t>
+              <w:t>2026‑06‑16</w:t>
             </w:r>
           </w:p>
         </w:tc>
@@ -2406,7 +2555,7 @@
           <w:p>
             <w:r/>
             <w:r>
-              <w:t>2026-06-16</w:t>
+              <w:t>2026‑06‑16</w:t>
             </w:r>
           </w:p>
         </w:tc>
@@ -2441,7 +2590,7 @@
           <w:p>
             <w:r/>
             <w:r>
-              <w:t>2026-06-16</w:t>
+              <w:t>2026‑06‑16</w:t>
             </w:r>
           </w:p>
         </w:tc>
@@ -2491,7 +2640,7 @@
           <w:p>
             <w:r/>
             <w:r>
-              <w:t>2026-06-16</w:t>
+              <w:t>2026‑06‑16</w:t>
             </w:r>
           </w:p>
         </w:tc>
@@ -2553,7 +2702,7 @@
           <w:p>
             <w:r/>
             <w:r>
-              <w:t>2026-06-16</w:t>
+              <w:t>2026‑06‑16</w:t>
             </w:r>
           </w:p>
         </w:tc>
@@ -2614,7 +2763,7 @@
           <w:p>
             <w:r/>
             <w:r>
-              <w:t>2026-06-16</w:t>
+              <w:t>2026‑06‑16</w:t>
             </w:r>
           </w:p>
         </w:tc>
@@ -2655,7 +2804,7 @@
           <w:p>
             <w:r/>
             <w:r>
-              <w:t>2026-06-16</w:t>
+              <w:t>2026‑06‑16</w:t>
             </w:r>
           </w:p>
         </w:tc>
@@ -2696,7 +2845,7 @@
           <w:p>
             <w:r/>
             <w:r>
-              <w:t>2026-06-16</w:t>
+              <w:t>2026‑06‑16</w:t>
             </w:r>
           </w:p>
         </w:tc>
@@ -2737,7 +2886,7 @@
           <w:p>
             <w:r/>
             <w:r>
-              <w:t>2026-06-16</w:t>
+              <w:t>2026‑06‑16</w:t>
             </w:r>
           </w:p>
         </w:tc>
@@ -2781,7 +2930,7 @@
           <w:p>
             <w:r/>
             <w:r>
-              <w:t>2026-06-16</w:t>
+              <w:t>2026‑06‑16</w:t>
             </w:r>
           </w:p>
         </w:tc>
@@ -2822,7 +2971,7 @@
           <w:p>
             <w:r/>
             <w:r>
-              <w:t>2026-06-16</w:t>
+              <w:t>2026‑06‑16</w:t>
             </w:r>
           </w:p>
         </w:tc>
@@ -2863,7 +3012,7 @@
           <w:p>
             <w:r/>
             <w:r>
-              <w:t>2026-06-16</w:t>
+              <w:t>2026‑06‑16</w:t>
             </w:r>
           </w:p>
         </w:tc>
@@ -2902,7 +3051,49 @@
           </w:p>
         </w:tc>
       </w:tr>
+      <w:tr>
+        <w:tc>
+          <w:tcPr>
+            <w:tcW w:type="dxa" w:w="2880"/>
+          </w:tcPr>
+          <w:p>
+            <w:r/>
+            <w:r>
+              <w:t>2026‑06‑16</w:t>
+            </w:r>
+          </w:p>
+        </w:tc>
+        <w:tc>
+          <w:tcPr>
+            <w:tcW w:type="dxa" w:w="2880"/>
+          </w:tcPr>
+          <w:p>
+            <w:r/>
+            <w:r>
+              <w:rPr>
+                <w:b/>
+              </w:rPr>
+              <w:t>Panel de Verificación de inconsistencias</w:t>
+            </w:r>
+            <w:r>
+              <w:t>: la app revisa la calidad de los datos (detenidos sin OT, expedientes estancados, reportes vencidos/firmados sin oficializar, MP vencidas, FS/NU sin resolver, envíos sin retorno, pendientes muy atrasados); cada hallazgo abre la ficha</w:t>
+            </w:r>
+          </w:p>
+        </w:tc>
+        <w:tc>
+          <w:tcPr>
+            <w:tcW w:type="dxa" w:w="2880"/>
+          </w:tcPr>
+          <w:p>
+            <w:r/>
+            <w:r>
+              <w:t>Detectar de una lo que no calza, sin descartar ni inventar nada, para corregirlo antes de oficializar</w:t>
+            </w:r>
+          </w:p>
+        </w:tc>
+      </w:tr>
     </w:tbl>
+    <w:p/>
     <w:p>
       <w:pPr>
         <w:pStyle w:val="Heading2"/>
@@ -2913,12 +3104,19 @@
     </w:p>
     <w:p>
       <w:pPr>
-        <w:ind w:left="280"/>
+        <w:ind w:left="360"/>
       </w:pPr>
       <w:r>
         <w:rPr>
           <w:i/>
-          <w:color w:val="55606B"/>
+          <w:color w:val="555555"/>
+        </w:rPr>
+        <w:t xml:space="preserve">▏ </w:t>
+      </w:r>
+      <w:r>
+        <w:rPr>
+          <w:i/>
+          <w:color w:val="555555"/>
         </w:rPr>
         <w:t>Espacio para dudas abiertas y lo que falta entender antes de la versión final.</w:t>
       </w:r>
@@ -2961,7 +3159,7 @@
     </w:p>
     <w:p>
       <w:r>
-        <w:t xml:space="preserve">  por qué) y luego se construye en la app.</w:t>
+        <w:t>por qué) y luego se construye en la app.</w:t>
       </w:r>
     </w:p>
     <w:p>
@@ -2982,9 +3180,6 @@
       </w:r>
     </w:p>
     <w:p>
-      <w:r>
-        <w:t xml:space="preserve">  </w:t>
-      </w:r>
       <w:r>
         <w:rPr>
           <w:b/>

--- a/ENTENDIMIENTO.docx
+++ b/ENTENDIMIENTO.docx
@@ -194,7 +194,7 @@
     </w:p>
     <w:p>
       <w:r>
-        <w:t>_Última actualización: 2026-06-16 · App build 2026-06-16.44_</w:t>
+        <w:t>_Última actualización: 2026-06-16 · App build 2026-06-16.45_</w:t>
       </w:r>
     </w:p>
     <w:p>
@@ -1740,6 +1740,53 @@
     <w:p>
       <w:r>
         <w:t>ni descarta nada**: solo señala lo que no calza para que yo decida.</w:t>
+      </w:r>
+    </w:p>
+    <w:p>
+      <w:r>
+        <w:t xml:space="preserve">Desde la ficha puedo </w:t>
+      </w:r>
+      <w:r>
+        <w:rPr>
+          <w:b/>
+        </w:rPr>
+        <w:t>imprimir una hoja limpia del equipo</w:t>
+      </w:r>
+      <w:r>
+        <w:t xml:space="preserve"> («🖨 Imprimir ficha») para archivar en</w:t>
+      </w:r>
+    </w:p>
+    <w:p>
+      <w:r>
+        <w:t xml:space="preserve">su </w:t>
+      </w:r>
+      <w:r>
+        <w:rPr>
+          <w:b/>
+        </w:rPr>
+        <w:t>carpeta física</w:t>
+      </w:r>
+      <w:r>
+        <w:t>: lleva la identificación completa, el estado actual con la siguiente acción y</w:t>
+      </w:r>
+    </w:p>
+    <w:p>
+      <w:r>
+        <w:t xml:space="preserve">la </w:t>
+      </w:r>
+      <w:r>
+        <w:rPr>
+          <w:b/>
+        </w:rPr>
+        <w:t>bitácora completa</w:t>
+      </w:r>
+      <w:r>
+        <w:t xml:space="preserve"> en orden cronológico, más la fecha de generación y una línea de firma. Es</w:t>
+      </w:r>
+    </w:p>
+    <w:p>
+      <w:r>
+        <w:t>el puente entre la app y el papel que vive en la carpeta de cada equipo.</w:t>
       </w:r>
     </w:p>
     <w:p>
@@ -3092,6 +3139,47 @@
           </w:p>
         </w:tc>
       </w:tr>
+      <w:tr>
+        <w:tc>
+          <w:tcPr>
+            <w:tcW w:type="dxa" w:w="2880"/>
+          </w:tcPr>
+          <w:p>
+            <w:r/>
+            <w:r>
+              <w:t>2026‑06‑16</w:t>
+            </w:r>
+          </w:p>
+        </w:tc>
+        <w:tc>
+          <w:tcPr>
+            <w:tcW w:type="dxa" w:w="2880"/>
+          </w:tcPr>
+          <w:p>
+            <w:r/>
+            <w:r>
+              <w:rPr>
+                <w:b/>
+              </w:rPr>
+              <w:t>Imprimir ficha del equipo</w:t>
+            </w:r>
+            <w:r>
+              <w:t xml:space="preserve"> («🖨 Imprimir ficha»): hoja limpia con identificación, estado, siguiente acción y bitácora completa + línea de firma, lista para la carpeta física</w:t>
+            </w:r>
+          </w:p>
+        </w:tc>
+        <w:tc>
+          <w:tcPr>
+            <w:tcW w:type="dxa" w:w="2880"/>
+          </w:tcPr>
+          <w:p>
+            <w:r/>
+            <w:r>
+              <w:t>Necesito una versión en papel ordenada para archivar en la carpeta física de cada equipo</w:t>
+            </w:r>
+          </w:p>
+        </w:tc>
+      </w:tr>
     </w:tbl>
     <w:p/>
     <w:p>

--- a/ENTENDIMIENTO.docx
+++ b/ENTENDIMIENTO.docx
@@ -194,7 +194,7 @@
     </w:p>
     <w:p>
       <w:r>
-        <w:t>_Última actualización: 2026-06-16 · App build 2026-06-16.45_</w:t>
+        <w:t>_Última actualización: 2026-06-16 · App build 2026-06-16.46_</w:t>
       </w:r>
     </w:p>
     <w:p>
@@ -1890,6 +1890,30 @@
     <w:p>
       <w:r>
         <w:t>ver/exportar solo lo que necesito.</w:t>
+      </w:r>
+    </w:p>
+    <w:p>
+      <w:pPr>
+        <w:pStyle w:val="ListNumber"/>
+      </w:pPr>
+      <w:r>
+        <w:rPr>
+          <w:b/>
+        </w:rPr>
+        <w:t>Mi trabajo no se pierde en silencio.</w:t>
+      </w:r>
+      <w:r>
+        <w:t xml:space="preserve"> La app cuida primero los datos irrecuperables (lo que</w:t>
+      </w:r>
+    </w:p>
+    <w:p>
+      <w:r>
+        <w:t>registro), avisa de forma visible si no puede guardar y tolera respaldos antiguos o parciales sin</w:t>
+      </w:r>
+    </w:p>
+    <w:p>
+      <w:r>
+        <w:t>caerse. Ante la duda, siempre puedo descargar un respaldo.</w:t>
       </w:r>
     </w:p>
     <w:p>
@@ -3180,6 +3204,88 @@
           </w:p>
         </w:tc>
       </w:tr>
+      <w:tr>
+        <w:tc>
+          <w:tcPr>
+            <w:tcW w:type="dxa" w:w="2880"/>
+          </w:tcPr>
+          <w:p>
+            <w:r/>
+            <w:r>
+              <w:t>2026‑06‑16</w:t>
+            </w:r>
+          </w:p>
+        </w:tc>
+        <w:tc>
+          <w:tcPr>
+            <w:tcW w:type="dxa" w:w="2880"/>
+          </w:tcPr>
+          <w:p>
+            <w:r/>
+            <w:r>
+              <w:rPr>
+                <w:b/>
+              </w:rPr>
+              <w:t>Resguardo ante almacenamiento lleno</w:t>
+            </w:r>
+            <w:r>
+              <w:t>: si el navegador no puede guardar, la app prioriza mi trabajo (mantenciones/pendientes/correctivos) liberando la planilla (que se recupera del Excel) y, si aun así no cabe, muestra un aviso fijo para descargar respaldo de inmediato</w:t>
+            </w:r>
+          </w:p>
+        </w:tc>
+        <w:tc>
+          <w:tcPr>
+            <w:tcW w:type="dxa" w:w="2880"/>
+          </w:tcPr>
+          <w:p>
+            <w:r/>
+            <w:r>
+              <w:t>Que nunca pierda mi trabajo en silencio aunque el navegador se quede sin espacio</w:t>
+            </w:r>
+          </w:p>
+        </w:tc>
+      </w:tr>
+      <w:tr>
+        <w:tc>
+          <w:tcPr>
+            <w:tcW w:type="dxa" w:w="2880"/>
+          </w:tcPr>
+          <w:p>
+            <w:r/>
+            <w:r>
+              <w:t>2026‑06‑16</w:t>
+            </w:r>
+          </w:p>
+        </w:tc>
+        <w:tc>
+          <w:tcPr>
+            <w:tcW w:type="dxa" w:w="2880"/>
+          </w:tcPr>
+          <w:p>
+            <w:r/>
+            <w:r>
+              <w:rPr>
+                <w:b/>
+              </w:rPr>
+              <w:t>Tolerancia a respaldos antiguos/editados</w:t>
+            </w:r>
+            <w:r>
+              <w:t>: al cargar, la app completa estructuras faltantes (tareas, gestiones, avances) para no caerse con datos parciales</w:t>
+            </w:r>
+          </w:p>
+        </w:tc>
+        <w:tc>
+          <w:tcPr>
+            <w:tcW w:type="dxa" w:w="2880"/>
+          </w:tcPr>
+          <w:p>
+            <w:r/>
+            <w:r>
+              <w:t>Poder restaurar respaldos viejos o corregidos a mano sin que la aplicación falle</w:t>
+            </w:r>
+          </w:p>
+        </w:tc>
+      </w:tr>
     </w:tbl>
     <w:p/>
     <w:p>

--- a/ENTENDIMIENTO.docx
+++ b/ENTENDIMIENTO.docx
@@ -194,7 +194,7 @@
     </w:p>
     <w:p>
       <w:r>
-        <w:t>_Última actualización: 2026-06-16 · App build 2026-06-16.46_</w:t>
+        <w:t>_Última actualización: 2026-06-16 · App build 2026-06-16.47_</w:t>
       </w:r>
     </w:p>
     <w:p>
@@ -518,6 +518,15 @@
               </w:rPr>
               <w:t>oficial</w:t>
             </w:r>
+            <w:r>
+              <w:t xml:space="preserve">; lo no oficial lo marco </w:t>
+            </w:r>
+            <w:r>
+              <w:rPr>
+                <w:b/>
+              </w:rPr>
+              <w:t>en rojo</w:t>
+            </w:r>
           </w:p>
         </w:tc>
         <w:tc>
@@ -570,6 +579,115 @@
         <w:rPr>
           <w:b/>
         </w:rPr>
+        <w:t>Qué significa «oficial» para mí:</w:t>
+      </w:r>
+      <w:r>
+        <w:t xml:space="preserve"> un registro es oficial **cuando archivo los documentos en la</w:t>
+      </w:r>
+    </w:p>
+    <w:p>
+      <w:r>
+        <w:t>carpeta física del equipo y escribo el resultado en la carta**. Antes de eso, no es oficial.</w:t>
+      </w:r>
+    </w:p>
+    <w:p>
+      <w:pPr>
+        <w:pStyle w:val="ListBullet"/>
+      </w:pPr>
+      <w:r>
+        <w:rPr>
+          <w:b/>
+        </w:rPr>
+        <w:t>El rojo de la carta es binario; el borrador de la app es el detalle.</w:t>
+      </w:r>
+      <w:r>
+        <w:t xml:space="preserve"> En la carta, sin el</w:t>
+      </w:r>
+    </w:p>
+    <w:p>
+      <w:r>
+        <w:t xml:space="preserve">programa, yo completo lo que tengo y lo marco </w:t>
+      </w:r>
+      <w:r>
+        <w:rPr>
+          <w:b/>
+        </w:rPr>
+        <w:t>en rojo</w:t>
+      </w:r>
+      <w:r>
+        <w:t xml:space="preserve"> para saber que aún no es oficial. Pero el</w:t>
+      </w:r>
+    </w:p>
+    <w:p>
+      <w:r>
+        <w:t xml:space="preserve">rojo no dice </w:t>
+      </w:r>
+      <w:r>
+        <w:rPr>
+          <w:b/>
+        </w:rPr>
+        <w:t>qué falta</w:t>
+      </w:r>
+      <w:r>
+        <w:t xml:space="preserve">: por ejemplo, una causal </w:t>
+      </w:r>
+      <w:r>
+        <w:rPr>
+          <w:b/>
+        </w:rPr>
+        <w:t>C6 en rojo</w:t>
+      </w:r>
+      <w:r>
+        <w:t xml:space="preserve"> que no está en la carpeta —</w:t>
+      </w:r>
+    </w:p>
+    <w:p>
+      <w:r>
+        <w:t xml:space="preserve">¿falta generar el reporte de reprogramación?, ¿falta imprimirlo?, ¿faltan las firmas? </w:t>
+      </w:r>
+      <w:r>
+        <w:rPr>
+          <w:i/>
+        </w:rPr>
+        <w:t>No se sabe.</w:t>
+      </w:r>
+    </w:p>
+    <w:p>
+      <w:r>
+        <w:t xml:space="preserve">El concepto de </w:t>
+      </w:r>
+      <w:r>
+        <w:rPr>
+          <w:b/>
+        </w:rPr>
+        <w:t>borrador</w:t>
+      </w:r>
+      <w:r>
+        <w:t xml:space="preserve"> en la app es ese mismo «no oficial», </w:t>
+      </w:r>
+      <w:r>
+        <w:rPr>
+          <w:b/>
+        </w:rPr>
+        <w:t>pero con todo el detalle</w:t>
+      </w:r>
+      <w:r>
+        <w:t>: me</w:t>
+      </w:r>
+    </w:p>
+    <w:p>
+      <w:r>
+        <w:t>dice exactamente en qué etapa está y qué falta para oficializarlo.</w:t>
+      </w:r>
+    </w:p>
+    <w:p>
+      <w:pPr>
+        <w:pStyle w:val="ListBullet"/>
+      </w:pPr>
+      <w:r>
+        <w:rPr>
+          <w:b/>
+        </w:rPr>
         <w:t>El puente entre los dos mundos</w:t>
       </w:r>
       <w:r>
@@ -651,6 +769,40 @@
     </w:p>
     <w:p>
       <w:pPr>
+        <w:ind w:left="360"/>
+      </w:pPr>
+      <w:r>
+        <w:rPr>
+          <w:i/>
+          <w:color w:val="555555"/>
+        </w:rPr>
+        <w:t xml:space="preserve">▏ </w:t>
+      </w:r>
+      <w:r>
+        <w:rPr>
+          <w:i/>
+          <w:color w:val="555555"/>
+        </w:rPr>
+        <w:t xml:space="preserve">El rojo de la carta dice «esto no es oficial»; el borrador de la app dice además </w:t>
+      </w:r>
+      <w:r>
+        <w:rPr>
+          <w:b/>
+          <w:i/>
+          <w:color w:val="555555"/>
+        </w:rPr>
+        <w:t>«y esto es lo que falta»</w:t>
+      </w:r>
+      <w:r>
+        <w:rPr>
+          <w:i/>
+          <w:color w:val="555555"/>
+        </w:rPr>
+        <w:t>.</w:t>
+      </w:r>
+    </w:p>
+    <w:p>
+      <w:pPr>
         <w:pStyle w:val="Heading2"/>
       </w:pPr>
       <w:r>
@@ -1314,6 +1466,78 @@
     </w:p>
     <w:p>
       <w:pPr>
+        <w:ind w:left="360"/>
+      </w:pPr>
+      <w:r>
+        <w:rPr>
+          <w:i/>
+          <w:color w:val="555555"/>
+        </w:rPr>
+        <w:t xml:space="preserve">▏ </w:t>
+      </w:r>
+      <w:r>
+        <w:rPr>
+          <w:i/>
+          <w:color w:val="555555"/>
+        </w:rPr>
+        <w:t xml:space="preserve">Esta es exactamente la diferencia con el </w:t>
+      </w:r>
+      <w:r>
+        <w:rPr>
+          <w:b/>
+          <w:i/>
+          <w:color w:val="555555"/>
+        </w:rPr>
+        <w:t>rojo de la carta</w:t>
+      </w:r>
+      <w:r>
+        <w:rPr>
+          <w:i/>
+          <w:color w:val="555555"/>
+        </w:rPr>
+        <w:t xml:space="preserve"> (sección 2): donde el Excel solo</w:t>
+      </w:r>
+    </w:p>
+    <w:p>
+      <w:pPr>
+        <w:ind w:left="360"/>
+      </w:pPr>
+      <w:r>
+        <w:rPr>
+          <w:i/>
+          <w:color w:val="555555"/>
+        </w:rPr>
+        <w:t xml:space="preserve">▏ </w:t>
+      </w:r>
+      <w:r>
+        <w:rPr>
+          <w:i/>
+          <w:color w:val="555555"/>
+        </w:rPr>
+        <w:t>dice «esta C6 no es oficial», la app responde **«está por generar / por imprimir / le faltan</w:t>
+      </w:r>
+    </w:p>
+    <w:p>
+      <w:pPr>
+        <w:ind w:left="360"/>
+      </w:pPr>
+      <w:r>
+        <w:rPr>
+          <w:i/>
+          <w:color w:val="555555"/>
+        </w:rPr>
+        <w:t xml:space="preserve">▏ </w:t>
+      </w:r>
+      <w:r>
+        <w:rPr>
+          <w:i/>
+          <w:color w:val="555555"/>
+        </w:rPr>
+        <w:t>firmas / lista para oficializar»**. Ese es el «borrador con mucho más detalle» que necesito.</w:t>
+      </w:r>
+    </w:p>
+    <w:p>
+      <w:pPr>
         <w:pStyle w:val="Heading2"/>
       </w:pPr>
       <w:r>
@@ -1492,6 +1716,74 @@
       </w:r>
       <w:r>
         <w:t xml:space="preserve"> ("¿tienes el envío 166?").</w:t>
+      </w:r>
+    </w:p>
+    <w:p>
+      <w:pPr>
+        <w:pStyle w:val="ListBullet"/>
+      </w:pPr>
+      <w:r>
+        <w:t xml:space="preserve">Puedo registrar una </w:t>
+      </w:r>
+      <w:r>
+        <w:rPr>
+          <w:b/>
+        </w:rPr>
+        <w:t>Visita diagnóstica</w:t>
+      </w:r>
+      <w:r>
+        <w:t xml:space="preserve"> como tipo de evento del correctivo: una visita técnica</w:t>
+      </w:r>
+    </w:p>
+    <w:p>
+      <w:r>
+        <w:t xml:space="preserve">para diagnosticar. </w:t>
+      </w:r>
+      <w:r>
+        <w:rPr>
+          <w:b/>
+        </w:rPr>
+        <w:t>No implica compra</w:t>
+      </w:r>
+      <w:r>
+        <w:t xml:space="preserve"> (no pide tipo de compra) y su folio es </w:t>
+      </w:r>
+      <w:r>
+        <w:rPr>
+          <w:b/>
+        </w:rPr>
+        <w:t>opcional</w:t>
+      </w:r>
+      <w:r>
+        <w:t xml:space="preserve"> —si el</w:t>
+      </w:r>
+    </w:p>
+    <w:p>
+      <w:r>
+        <w:t xml:space="preserve">equipo ya tiene un expediente abierto, la visita se </w:t>
+      </w:r>
+      <w:r>
+        <w:rPr>
+          <w:b/>
+        </w:rPr>
+        <w:t>engancha sola</w:t>
+      </w:r>
+      <w:r>
+        <w:t xml:space="preserve"> a ese folio; si no, queda</w:t>
+      </w:r>
+    </w:p>
+    <w:p>
+      <w:r>
+        <w:t xml:space="preserve">como un evento suelto. Igual que el resto, puede quedar </w:t>
+      </w:r>
+      <w:r>
+        <w:rPr>
+          <w:b/>
+        </w:rPr>
+        <w:t>Borrador</w:t>
+      </w:r>
+      <w:r>
+        <w:t xml:space="preserve"> hasta archivar su documento.</w:t>
       </w:r>
     </w:p>
     <w:p>
@@ -3286,6 +3578,103 @@
           </w:p>
         </w:tc>
       </w:tr>
+      <w:tr>
+        <w:tc>
+          <w:tcPr>
+            <w:tcW w:type="dxa" w:w="2880"/>
+          </w:tcPr>
+          <w:p>
+            <w:r/>
+            <w:r>
+              <w:t>2026‑06‑16</w:t>
+            </w:r>
+          </w:p>
+        </w:tc>
+        <w:tc>
+          <w:tcPr>
+            <w:tcW w:type="dxa" w:w="2880"/>
+          </w:tcPr>
+          <w:p>
+            <w:r/>
+            <w:r>
+              <w:rPr>
+                <w:b/>
+              </w:rPr>
+              <w:t>«Visita diagnóstica» como tipo de evento correctivo</w:t>
+            </w:r>
+            <w:r>
+              <w:t xml:space="preserve">: aparece en el desplegable del modal de Correctivo, </w:t>
+            </w:r>
+            <w:r>
+              <w:rPr>
+                <w:b/>
+              </w:rPr>
+              <w:t>sin pedir tipo de compra</w:t>
+            </w:r>
+            <w:r>
+              <w:t>, con folio opcional que se autocompleta con el del expediente abierto del equipo</w:t>
+            </w:r>
+          </w:p>
+        </w:tc>
+        <w:tc>
+          <w:tcPr>
+            <w:tcW w:type="dxa" w:w="2880"/>
+          </w:tcPr>
+          <w:p>
+            <w:r/>
+            <w:r>
+              <w:t>Quería anotar una visita diagnóstica y solo tenía OT/Reporte; el formulario me empujaba a una compra que no corresponde</w:t>
+            </w:r>
+          </w:p>
+        </w:tc>
+      </w:tr>
+      <w:tr>
+        <w:tc>
+          <w:tcPr>
+            <w:tcW w:type="dxa" w:w="2880"/>
+          </w:tcPr>
+          <w:p>
+            <w:r/>
+            <w:r>
+              <w:t>2026‑06‑16</w:t>
+            </w:r>
+          </w:p>
+        </w:tc>
+        <w:tc>
+          <w:tcPr>
+            <w:tcW w:type="dxa" w:w="2880"/>
+          </w:tcPr>
+          <w:p>
+            <w:r/>
+            <w:r>
+              <w:rPr>
+                <w:b/>
+              </w:rPr>
+              <w:t>Aclaración del concepto borrador/oficial</w:t>
+            </w:r>
+            <w:r>
+              <w:t xml:space="preserve"> (secciones 2 y 5): el rojo de la carta dice «no es oficial»; el borrador de la app dice además </w:t>
+            </w:r>
+            <w:r>
+              <w:rPr>
+                <w:b/>
+              </w:rPr>
+              <w:t>«y esto es lo que falta»</w:t>
+            </w:r>
+          </w:p>
+        </w:tc>
+        <w:tc>
+          <w:tcPr>
+            <w:tcW w:type="dxa" w:w="2880"/>
+          </w:tcPr>
+          <w:p>
+            <w:r/>
+            <w:r>
+              <w:t>Dejar registrado el porqué del borrador con detalle, que es el corazón del sistema</w:t>
+            </w:r>
+          </w:p>
+        </w:tc>
+      </w:tr>
     </w:tbl>
     <w:p/>
     <w:p>

--- a/ENTENDIMIENTO.docx
+++ b/ENTENDIMIENTO.docx
@@ -194,7 +194,7 @@
     </w:p>
     <w:p>
       <w:r>
-        <w:t>_Última actualización: 2026-06-16 · App build 2026-06-16.47_</w:t>
+        <w:t>_Última actualización: 2026-06-16 · App build 2026-06-16.48_</w:t>
       </w:r>
     </w:p>
     <w:p>
@@ -1069,25 +1069,30 @@
         <w:pStyle w:val="ListBullet"/>
       </w:pPr>
       <w:r>
-        <w:t xml:space="preserve">Si queda una </w:t>
+        <w:t xml:space="preserve">Cuando la MP es </w:t>
       </w:r>
       <w:r>
         <w:rPr>
           <w:b/>
         </w:rPr>
-        <w:t>gestión pendiente</w:t>
-      </w:r>
-      <w:r>
-        <w:t xml:space="preserve">, la app me crea un </w:t>
+        <w:t>Externa</w:t>
+      </w:r>
+      <w:r>
+        <w:t xml:space="preserve">, registro además el </w:t>
       </w:r>
       <w:r>
         <w:rPr>
           <w:b/>
         </w:rPr>
-        <w:t>pendiente</w:t>
-      </w:r>
-      <w:r>
-        <w:t xml:space="preserve"> con su lista de trabajo:</w:t>
+        <w:t>ingeniero externo y la empresa</w:t>
+      </w:r>
+      <w:r>
+        <w:t xml:space="preserve"> (los datos del</w:t>
+      </w:r>
+    </w:p>
+    <w:p>
+      <w:r>
+        <w:t>protocolo de mantenimiento externo). Esos datos viajan al pendiente del protocolo.</w:t>
       </w:r>
     </w:p>
     <w:p>
@@ -1095,13 +1100,25 @@
         <w:pStyle w:val="ListBullet"/>
       </w:pPr>
       <w:r>
+        <w:t xml:space="preserve">Si queda una </w:t>
+      </w:r>
+      <w:r>
         <w:rPr>
           <w:b/>
         </w:rPr>
-        <w:t>Interno</w:t>
-      </w:r>
-      <w:r>
-        <w:t xml:space="preserve"> → protocolo de mantenimiento interno.</w:t>
+        <w:t>gestión pendiente</w:t>
+      </w:r>
+      <w:r>
+        <w:t xml:space="preserve">, la app me crea un </w:t>
+      </w:r>
+      <w:r>
+        <w:rPr>
+          <w:b/>
+        </w:rPr>
+        <w:t>pendiente</w:t>
+      </w:r>
+      <w:r>
+        <w:t xml:space="preserve"> con su lista de trabajo:</w:t>
       </w:r>
     </w:p>
     <w:p>
@@ -1112,6 +1129,20 @@
         <w:rPr>
           <w:b/>
         </w:rPr>
+        <w:t>Interno</w:t>
+      </w:r>
+      <w:r>
+        <w:t xml:space="preserve"> → protocolo de mantenimiento interno (ejecutor interno + el checklist).</w:t>
+      </w:r>
+    </w:p>
+    <w:p>
+      <w:pPr>
+        <w:pStyle w:val="ListBullet"/>
+      </w:pPr>
+      <w:r>
+        <w:rPr>
+          <w:b/>
+        </w:rPr>
         <w:t>Externo</w:t>
       </w:r>
       <w:r>
@@ -1124,7 +1155,7 @@
         <w:t>y</w:t>
       </w:r>
       <w:r>
-        <w:t xml:space="preserve"> externo.</w:t>
+        <w:t xml:space="preserve"> externo (con el ingeniero/empresa externos).</w:t>
       </w:r>
     </w:p>
     <w:p>
@@ -1692,21 +1723,53 @@
         <w:t>envíos a servicio técnico</w:t>
       </w:r>
       <w:r>
-        <w:t xml:space="preserve"> tienen su </w:t>
+        <w:t xml:space="preserve"> se registran como un </w:t>
       </w:r>
       <w:r>
         <w:rPr>
           <w:b/>
         </w:rPr>
-        <w:t>N° de envío</w:t>
-      </w:r>
-      <w:r>
-        <w:t xml:space="preserve"> (y el retorno se conecta con su</w:t>
+        <w:t>documento de envío</w:t>
+      </w:r>
+      <w:r>
+        <w:t xml:space="preserve"> con su **N° de</w:t>
       </w:r>
     </w:p>
     <w:p>
       <w:r>
-        <w:t xml:space="preserve">envío). Debo poder </w:t>
+        <w:t>envío</w:t>
+      </w:r>
+      <w:r>
+        <w:rPr>
+          <w:b/>
+        </w:rPr>
+        <w:t xml:space="preserve">, su </w:t>
+      </w:r>
+      <w:r>
+        <w:t>responsable</w:t>
+      </w:r>
+      <w:r>
+        <w:rPr>
+          <w:b/>
+        </w:rPr>
+        <w:t xml:space="preserve">, su </w:t>
+      </w:r>
+      <w:r>
+        <w:t>fecha</w:t>
+      </w:r>
+      <w:r>
+        <w:rPr>
+          <w:b/>
+        </w:rPr>
+        <w:t xml:space="preserve"> y la </w:t>
+      </w:r>
+      <w:r>
+        <w:t>OT** a la que se asocian (el expediente). Debo</w:t>
+      </w:r>
+    </w:p>
+    <w:p>
+      <w:r>
+        <w:t xml:space="preserve">poder </w:t>
       </w:r>
       <w:r>
         <w:rPr>
@@ -1716,6 +1779,183 @@
       </w:r>
       <w:r>
         <w:t xml:space="preserve"> ("¿tienes el envío 166?").</w:t>
+      </w:r>
+    </w:p>
+    <w:p>
+      <w:pPr>
+        <w:pStyle w:val="ListBullet"/>
+      </w:pPr>
+      <w:r>
+        <w:t xml:space="preserve">Cuando el equipo </w:t>
+      </w:r>
+      <w:r>
+        <w:rPr>
+          <w:b/>
+        </w:rPr>
+        <w:t>es reparado o diagnosticado por personal externo</w:t>
+      </w:r>
+      <w:r>
+        <w:t>, lo registro como un</w:t>
+      </w:r>
+    </w:p>
+    <w:p>
+      <w:r>
+        <w:rPr>
+          <w:b/>
+        </w:rPr>
+        <w:t>Reporte de Servicio</w:t>
+      </w:r>
+      <w:r>
+        <w:t xml:space="preserve">: </w:t>
+      </w:r>
+      <w:r>
+        <w:rPr>
+          <w:b/>
+        </w:rPr>
+        <w:t>fecha, ingeniero externo, empresa y N° de reporte de servicio</w:t>
+      </w:r>
+      <w:r>
+        <w:t>, y si</w:t>
+      </w:r>
+    </w:p>
+    <w:p>
+      <w:r>
+        <w:t xml:space="preserve">fue </w:t>
+      </w:r>
+      <w:r>
+        <w:rPr>
+          <w:b/>
+        </w:rPr>
+        <w:t>reparación o diagnóstico</w:t>
+      </w:r>
+      <w:r>
+        <w:t xml:space="preserve"> (+ cómo quedó el equipo). No lleva tipo de compra y se engancha al</w:t>
+      </w:r>
+    </w:p>
+    <w:p>
+      <w:r>
+        <w:t xml:space="preserve">expediente abierto. La </w:t>
+      </w:r>
+      <w:r>
+        <w:rPr>
+          <w:b/>
+        </w:rPr>
+        <w:t>reparación</w:t>
+      </w:r>
+      <w:r>
+        <w:t xml:space="preserve"> y el </w:t>
+      </w:r>
+      <w:r>
+        <w:rPr>
+          <w:b/>
+        </w:rPr>
+        <w:t>diagnóstico</w:t>
+      </w:r>
+      <w:r>
+        <w:t xml:space="preserve"> externos registran los mismos datos.</w:t>
+      </w:r>
+    </w:p>
+    <w:p>
+      <w:pPr>
+        <w:pStyle w:val="ListBullet"/>
+      </w:pPr>
+      <w:r>
+        <w:t xml:space="preserve">Cuando </w:t>
+      </w:r>
+      <w:r>
+        <w:rPr>
+          <w:b/>
+        </w:rPr>
+        <w:t>el equipo llega</w:t>
+      </w:r>
+      <w:r>
+        <w:t xml:space="preserve"> (retorno), registro la </w:t>
+      </w:r>
+      <w:r>
+        <w:rPr>
+          <w:b/>
+        </w:rPr>
+        <w:t>fecha</w:t>
+      </w:r>
+      <w:r>
+        <w:t xml:space="preserve">, el </w:t>
+      </w:r>
+      <w:r>
+        <w:rPr>
+          <w:b/>
+        </w:rPr>
+        <w:t>N° de guía de despacho</w:t>
+      </w:r>
+      <w:r>
+        <w:t xml:space="preserve"> y **si</w:t>
+      </w:r>
+    </w:p>
+    <w:p>
+      <w:r>
+        <w:t>viene o no con su reporte de reparación</w:t>
+      </w:r>
+      <w:r>
+        <w:rPr>
+          <w:b/>
+        </w:rPr>
+        <w:t xml:space="preserve">. Si </w:t>
+      </w:r>
+      <w:r>
+        <w:t>no viene</w:t>
+      </w:r>
+      <w:r>
+        <w:rPr>
+          <w:b/>
+        </w:rPr>
+        <w:t xml:space="preserve">, la app me deja un </w:t>
+      </w:r>
+      <w:r>
+        <w:t>pendiente** para</w:t>
+      </w:r>
+    </w:p>
+    <w:p>
+      <w:r>
+        <w:t xml:space="preserve">gestionarlo; también puede ser que </w:t>
+      </w:r>
+      <w:r>
+        <w:rPr>
+          <w:b/>
+        </w:rPr>
+        <w:t>ya había llegado antes por correo</w:t>
+      </w:r>
+      <w:r>
+        <w:t>.</w:t>
+      </w:r>
+    </w:p>
+    <w:p>
+      <w:pPr>
+        <w:pStyle w:val="ListBullet"/>
+      </w:pPr>
+      <w:r>
+        <w:t xml:space="preserve">Los </w:t>
+      </w:r>
+      <w:r>
+        <w:rPr>
+          <w:b/>
+        </w:rPr>
+        <w:t>ingenieros externos</w:t>
+      </w:r>
+      <w:r>
+        <w:t xml:space="preserve"> son una </w:t>
+      </w:r>
+      <w:r>
+        <w:rPr>
+          <w:b/>
+        </w:rPr>
+        <w:t>lista reutilizable</w:t>
+      </w:r>
+      <w:r>
+        <w:t xml:space="preserve"> (como las empresas): los elijo rápido y</w:t>
+      </w:r>
+    </w:p>
+    <w:p>
+      <w:r>
+        <w:t>puedo agregar nuevos al vuelo.</w:t>
       </w:r>
     </w:p>
     <w:p>
@@ -3675,6 +3915,89 @@
           </w:p>
         </w:tc>
       </w:tr>
+      <w:tr>
+        <w:tc>
+          <w:tcPr>
+            <w:tcW w:type="dxa" w:w="2880"/>
+          </w:tcPr>
+          <w:p>
+            <w:r/>
+            <w:r>
+              <w:t>2026‑06‑16</w:t>
+            </w:r>
+          </w:p>
+        </w:tc>
+        <w:tc>
+          <w:tcPr>
+            <w:tcW w:type="dxa" w:w="2880"/>
+          </w:tcPr>
+          <w:p>
+            <w:r/>
+            <w:r>
+              <w:rPr>
+                <w:b/>
+              </w:rPr>
+              <w:t>Datos de servicios externos en correctivo y MP</w:t>
+            </w:r>
+            <w:r>
+              <w:t xml:space="preserve">: envío con </w:t>
+            </w:r>
+            <w:r>
+              <w:rPr>
+                <w:b/>
+              </w:rPr>
+              <w:t>responsable</w:t>
+            </w:r>
+            <w:r>
+              <w:t xml:space="preserve">; </w:t>
+            </w:r>
+            <w:r>
+              <w:rPr>
+                <w:b/>
+              </w:rPr>
+              <w:t>Reporte de Servicio</w:t>
+            </w:r>
+            <w:r>
+              <w:t xml:space="preserve"> = reporte del ingeniero externo (fecha, ingeniero, empresa, N° de reporte, reparación/diagnóstico); retorno con </w:t>
+            </w:r>
+            <w:r>
+              <w:rPr>
+                <w:b/>
+              </w:rPr>
+              <w:t>N° de guía de despacho</w:t>
+            </w:r>
+            <w:r>
+              <w:t xml:space="preserve"> y «¿viene el reporte?» (si no, pendiente automático); </w:t>
+            </w:r>
+            <w:r>
+              <w:rPr>
+                <w:b/>
+              </w:rPr>
+              <w:t>MP externa</w:t>
+            </w:r>
+            <w:r>
+              <w:t xml:space="preserve"> con ingeniero externo + empresa; </w:t>
+            </w:r>
+            <w:r>
+              <w:rPr>
+                <w:b/>
+              </w:rPr>
+              <w:t>lista reutilizable de ingenieros</w:t>
+            </w:r>
+          </w:p>
+        </w:tc>
+        <w:tc>
+          <w:tcPr>
+            <w:tcW w:type="dxa" w:w="2880"/>
+          </w:tcPr>
+          <w:p>
+            <w:r/>
+            <w:r>
+              <w:t>Registrar tal como ocurre: envíos, reparaciones/diagnósticos externos y retornos con sus datos reales, sin que el formulario me empuje a una compra</w:t>
+            </w:r>
+          </w:p>
+        </w:tc>
+      </w:tr>
     </w:tbl>
     <w:p/>
     <w:p>

--- a/ENTENDIMIENTO.docx
+++ b/ENTENDIMIENTO.docx
@@ -194,7 +194,7 @@
     </w:p>
     <w:p>
       <w:r>
-        <w:t>_Última actualización: 2026-06-16 · App build 2026-06-16.48_</w:t>
+        <w:t>_Última actualización: 2026-06-16 · App build 2026-06-16.49_</w:t>
       </w:r>
     </w:p>
     <w:p>
@@ -2435,17 +2435,40 @@
         <w:t>Mi trabajo no se pierde en silencio.</w:t>
       </w:r>
       <w:r>
-        <w:t xml:space="preserve"> La app cuida primero los datos irrecuperables (lo que</w:t>
+        <w:t xml:space="preserve"> La app guarda en </w:t>
+      </w:r>
+      <w:r>
+        <w:rPr>
+          <w:b/>
+        </w:rPr>
+        <w:t>IndexedDB</w:t>
+      </w:r>
+      <w:r>
+        <w:t xml:space="preserve"> (cuota amplia, fiable</w:t>
       </w:r>
     </w:p>
     <w:p>
       <w:r>
-        <w:t>registro), avisa de forma visible si no puede guardar y tolera respaldos antiguos o parciales sin</w:t>
+        <w:t>también al abrir el archivo localmente) con localStorage como respaldo; cuida primero los datos</w:t>
       </w:r>
     </w:p>
     <w:p>
       <w:r>
-        <w:t>caerse. Ante la duda, siempre puedo descargar un respaldo.</w:t>
+        <w:t xml:space="preserve">irrecuperables, avisa de forma visible solo si </w:t>
+      </w:r>
+      <w:r>
+        <w:rPr>
+          <w:b/>
+        </w:rPr>
+        <w:t>ningún</w:t>
+      </w:r>
+      <w:r>
+        <w:t xml:space="preserve"> almacén pudo guardar, y tolera respaldos</w:t>
+      </w:r>
+    </w:p>
+    <w:p>
+      <w:r>
+        <w:t>antiguos o parciales sin caerse. Ante la duda, siempre puedo descargar un respaldo.</w:t>
       </w:r>
     </w:p>
     <w:p>
@@ -3998,6 +4021,145 @@
           </w:p>
         </w:tc>
       </w:tr>
+      <w:tr>
+        <w:tc>
+          <w:tcPr>
+            <w:tcW w:type="dxa" w:w="2880"/>
+          </w:tcPr>
+          <w:p>
+            <w:r/>
+            <w:r>
+              <w:t>2026‑06‑16</w:t>
+            </w:r>
+          </w:p>
+        </w:tc>
+        <w:tc>
+          <w:tcPr>
+            <w:tcW w:type="dxa" w:w="2880"/>
+          </w:tcPr>
+          <w:p>
+            <w:r/>
+            <w:r>
+              <w:rPr>
+                <w:b/>
+              </w:rPr>
+              <w:t>Almacenamiento en IndexedDB</w:t>
+            </w:r>
+            <w:r>
+              <w:t xml:space="preserve"> (principal) + localStorage (respaldo): el guardado deja de fallar cuando el navegador llena el localStorage de </w:t>
+            </w:r>
+            <w:r>
+              <w:rPr>
+                <w:rFonts w:ascii="Consolas" w:hAnsi="Consolas"/>
+                <w:sz w:val="19"/>
+              </w:rPr>
+              <w:t>file://</w:t>
+            </w:r>
+            <w:r>
+              <w:t xml:space="preserve">; migra solo lo que ya había. El aviso crítico solo aparece si fallan </w:t>
+            </w:r>
+            <w:r>
+              <w:rPr>
+                <w:b/>
+              </w:rPr>
+              <w:t>ambos</w:t>
+            </w:r>
+          </w:p>
+        </w:tc>
+        <w:tc>
+          <w:tcPr>
+            <w:tcW w:type="dxa" w:w="2880"/>
+          </w:tcPr>
+          <w:p>
+            <w:r/>
+            <w:r>
+              <w:t>En uso real el navegador dejó de guardar mis cambios (almacenamiento lleno); ahora el trabajo se guarda con cuota amplia y no se pierde</w:t>
+            </w:r>
+          </w:p>
+        </w:tc>
+      </w:tr>
+      <w:tr>
+        <w:tc>
+          <w:tcPr>
+            <w:tcW w:type="dxa" w:w="2880"/>
+          </w:tcPr>
+          <w:p>
+            <w:r/>
+            <w:r>
+              <w:t>2026‑06‑16</w:t>
+            </w:r>
+          </w:p>
+        </w:tc>
+        <w:tc>
+          <w:tcPr>
+            <w:tcW w:type="dxa" w:w="2880"/>
+          </w:tcPr>
+          <w:p>
+            <w:r/>
+            <w:r>
+              <w:rPr>
+                <w:b/>
+              </w:rPr>
+              <w:t>Ingeniero externo como texto libre con autocompletado</w:t>
+            </w:r>
+            <w:r>
+              <w:t xml:space="preserve"> (en correctivo y MP)</w:t>
+            </w:r>
+          </w:p>
+        </w:tc>
+        <w:tc>
+          <w:tcPr>
+            <w:tcW w:type="dxa" w:w="2880"/>
+          </w:tcPr>
+          <w:p>
+            <w:r/>
+            <w:r>
+              <w:t>Tenía que elegir de una lista vacía; ahora escribo el nombre y queda memorizado para la próxima</w:t>
+            </w:r>
+          </w:p>
+        </w:tc>
+      </w:tr>
+      <w:tr>
+        <w:tc>
+          <w:tcPr>
+            <w:tcW w:type="dxa" w:w="2880"/>
+          </w:tcPr>
+          <w:p>
+            <w:r/>
+            <w:r>
+              <w:t>2026‑06‑16</w:t>
+            </w:r>
+          </w:p>
+        </w:tc>
+        <w:tc>
+          <w:tcPr>
+            <w:tcW w:type="dxa" w:w="2880"/>
+          </w:tcPr>
+          <w:p>
+            <w:r/>
+            <w:r>
+              <w:rPr>
+                <w:b/>
+              </w:rPr>
+              <w:t>Retorno sin reporte abre el pendiente</w:t>
+            </w:r>
+            <w:r>
+              <w:t xml:space="preserve"> para completarlo de inmediato</w:t>
+            </w:r>
+          </w:p>
+        </w:tc>
+        <w:tc>
+          <w:tcPr>
+            <w:tcW w:type="dxa" w:w="2880"/>
+          </w:tcPr>
+          <w:p>
+            <w:r/>
+            <w:r>
+              <w:t>Evita que arme a mano un pendiente duplicado para gestionar el reporte que faltó</w:t>
+            </w:r>
+          </w:p>
+        </w:tc>
+      </w:tr>
     </w:tbl>
     <w:p/>
     <w:p>

--- a/ENTENDIMIENTO.docx
+++ b/ENTENDIMIENTO.docx
@@ -194,7 +194,7 @@
     </w:p>
     <w:p>
       <w:r>
-        <w:t>_Última actualización: 2026-06-16 · App build 2026-06-16.49_</w:t>
+        <w:t>_Última actualización: 2026-06-17 · App build 2026-06-17.50_</w:t>
       </w:r>
     </w:p>
     <w:p>
@@ -1092,7 +1092,32 @@
     </w:p>
     <w:p>
       <w:r>
-        <w:t>protocolo de mantenimiento externo). Esos datos viajan al pendiente del protocolo.</w:t>
+        <w:t>protocolo de mantenimiento externo). Esos datos viajan al pendiente del protocolo. La app</w:t>
+      </w:r>
+    </w:p>
+    <w:p>
+      <w:r>
+        <w:rPr>
+          <w:b/>
+        </w:rPr>
+        <w:t>recuerda el último ingeniero y empresa</w:t>
+      </w:r>
+      <w:r>
+        <w:t xml:space="preserve"> y los </w:t>
+      </w:r>
+      <w:r>
+        <w:rPr>
+          <w:b/>
+        </w:rPr>
+        <w:t>precarga</w:t>
+      </w:r>
+      <w:r>
+        <w:t xml:space="preserve"> en la siguiente MP externa (suelo</w:t>
+      </w:r>
+    </w:p>
+    <w:p>
+      <w:r>
+        <w:t>registrar varias seguidas con el mismo proveedor); se pueden cambiar.</w:t>
       </w:r>
     </w:p>
     <w:p>
@@ -4160,6 +4185,98 @@
           </w:p>
         </w:tc>
       </w:tr>
+      <w:tr>
+        <w:tc>
+          <w:tcPr>
+            <w:tcW w:type="dxa" w:w="2880"/>
+          </w:tcPr>
+          <w:p>
+            <w:r/>
+            <w:r>
+              <w:t>2026‑06‑17</w:t>
+            </w:r>
+          </w:p>
+        </w:tc>
+        <w:tc>
+          <w:tcPr>
+            <w:tcW w:type="dxa" w:w="2880"/>
+          </w:tcPr>
+          <w:p>
+            <w:r/>
+            <w:r>
+              <w:rPr>
+                <w:b/>
+              </w:rPr>
+              <w:t>Memoria del último ingeniero externo y empresa</w:t>
+            </w:r>
+            <w:r>
+              <w:t>: se precargan en la siguiente MP externa y en el Reporte de Servicio</w:t>
+            </w:r>
+          </w:p>
+        </w:tc>
+        <w:tc>
+          <w:tcPr>
+            <w:tcW w:type="dxa" w:w="2880"/>
+          </w:tcPr>
+          <w:p>
+            <w:r/>
+            <w:r>
+              <w:t>Registro varias MP externas seguidas con el mismo proveedor (p. ej. Johans Herrera · Dräger) y no quiero re‑escribirlo cada vez</w:t>
+            </w:r>
+          </w:p>
+        </w:tc>
+      </w:tr>
+      <w:tr>
+        <w:tc>
+          <w:tcPr>
+            <w:tcW w:type="dxa" w:w="2880"/>
+          </w:tcPr>
+          <w:p>
+            <w:r/>
+            <w:r>
+              <w:t>2026‑06‑17</w:t>
+            </w:r>
+          </w:p>
+        </w:tc>
+        <w:tc>
+          <w:tcPr>
+            <w:tcW w:type="dxa" w:w="2880"/>
+          </w:tcPr>
+          <w:p>
+            <w:r/>
+            <w:r>
+              <w:rPr>
+                <w:b/>
+              </w:rPr>
+              <w:t>Diagrama de flujo del programa</w:t>
+            </w:r>
+            <w:r>
+              <w:t xml:space="preserve"> (Sí/No) en </w:t>
+            </w:r>
+            <w:r>
+              <w:rPr>
+                <w:rFonts w:ascii="Consolas" w:hAnsi="Consolas"/>
+                <w:sz w:val="19"/>
+              </w:rPr>
+              <w:t>docs/</w:t>
+            </w:r>
+            <w:r>
+              <w:t xml:space="preserve"> (Mermaid + PNG + Markdown)</w:t>
+            </w:r>
+          </w:p>
+        </w:tc>
+        <w:tc>
+          <w:tcPr>
+            <w:tcW w:type="dxa" w:w="2880"/>
+          </w:tcPr>
+          <w:p>
+            <w:r/>
+            <w:r>
+              <w:t>Tener a la vista cómo decide el programa, para revisarlo y explicarlo</w:t>
+            </w:r>
+          </w:p>
+        </w:tc>
+      </w:tr>
     </w:tbl>
     <w:p/>
     <w:p>
